--- a/Fase 1/Evidencias Individuales/Gonzalez_Joaquin_1.2_APT122_DiarioReflexionFase1.docx
+++ b/Fase 1/Evidencias Individuales/Gonzalez_Joaquin_1.2_APT122_DiarioReflexionFase1.docx
@@ -359,25 +359,7 @@
                 <w:szCs w:val="24"/>
               </w:rPr>
             </w:pPr>
-            <w:r>
-              <w:rPr>
-                <w:rFonts w:eastAsiaTheme="majorEastAsia"/>
-                <w:color w:val="000000" w:themeColor="text1"/>
-                <w:sz w:val="24"/>
-                <w:szCs w:val="24"/>
-              </w:rPr>
-              <w:t xml:space="preserve">Durante mi carrera, las asignaturas que más me han gustado y que considero que tienen mayor relación con mis intereses profesionales son las relacionadas con programación, bases de datos, gestión de proyectos informáticos, arquitectura, gestión, evaluación de proyectos, BPM, Big Data y Machine </w:t>
-            </w:r>
             <w:proofErr w:type="spellStart"/>
-            <w:r>
-              <w:rPr>
-                <w:rFonts w:eastAsiaTheme="majorEastAsia"/>
-                <w:color w:val="000000" w:themeColor="text1"/>
-                <w:sz w:val="24"/>
-                <w:szCs w:val="24"/>
-              </w:rPr>
-              <w:t>Learning</w:t>
-            </w:r>
             <w:proofErr w:type="spellEnd"/>
             <w:r>
               <w:rPr>
@@ -386,7 +368,7 @@
                 <w:sz w:val="24"/>
                 <w:szCs w:val="24"/>
               </w:rPr>
-              <w:t>.</w:t>
+              <w:t xml:space="preserve">Las asignaturas que más disfruté y que mejor se alinean con mis intereses profesionales son Big Data, Minería de Datos, Gestión de Proyectos, Gestión de Riesgos y, más recientemente, las de Inteligencia Artificial y Ciberseguridad Ofensiva.</w:t>
             </w:r>
           </w:p>
           <w:p>
@@ -400,52 +382,13 @@
             </w:pPr>
             <w:r>
               <w:rPr>
+                <w:b/>
                 <w:rFonts w:eastAsiaTheme="majorEastAsia"/>
                 <w:color w:val="000000" w:themeColor="text1"/>
                 <w:sz w:val="24"/>
                 <w:szCs w:val="24"/>
               </w:rPr>
-              <w:t>Las asignaturas de programación me gustaron porque me permitieron desarrollar la capacidad de transformar una idea o requerimiento en una solución concreta mediante código. Además, me permitió conocer diferentes lenguajes y tecnologías y entender que la programación no consiste solamente en escribir código, sino también en analizar un problema y buscar una solución eficiente.</w:t>
-            </w:r>
-          </w:p>
-          <w:p>
-            <w:pPr>
-              <w:rPr>
-                <w:rFonts w:eastAsiaTheme="majorEastAsia"/>
-                <w:color w:val="000000" w:themeColor="text1"/>
-                <w:sz w:val="24"/>
-                <w:szCs w:val="24"/>
-              </w:rPr>
-            </w:pPr>
-            <w:r>
-              <w:rPr>
-                <w:rFonts w:eastAsiaTheme="majorEastAsia"/>
-                <w:color w:val="000000" w:themeColor="text1"/>
-                <w:sz w:val="24"/>
-                <w:szCs w:val="24"/>
-              </w:rPr>
-              <w:t>Las asignaturas relacionadas con bases de datos también fueron de mi interés, principalmente porque me gusta trabajar con información, estructurarla y buscar formas eficientes de almacenarla, consultarla y utilizarla dentro de una aplicación o proceso.</w:t>
-            </w:r>
-          </w:p>
-          <w:p>
-            <w:pPr>
-              <w:rPr>
-                <w:rFonts w:eastAsiaTheme="majorEastAsia"/>
-                <w:color w:val="000000" w:themeColor="text1"/>
-                <w:sz w:val="24"/>
-                <w:szCs w:val="24"/>
-              </w:rPr>
-            </w:pPr>
-            <w:r>
-              <w:rPr>
-                <w:rFonts w:eastAsiaTheme="majorEastAsia"/>
-                <w:b/>
-                <w:bCs/>
-                <w:color w:val="000000" w:themeColor="text1"/>
-                <w:sz w:val="24"/>
-                <w:szCs w:val="24"/>
-              </w:rPr>
-              <w:t>Arquitectura</w:t>
+              <w:t xml:space="preserve">Big Data</w:t>
             </w:r>
             <w:r>
               <w:rPr>
@@ -454,7 +397,7 @@
                 <w:sz w:val="24"/>
                 <w:szCs w:val="24"/>
               </w:rPr>
-              <w:t xml:space="preserve"> fue otra de las asignaturas que me llamó la atención, ya que me permitió tener una visión más general de cómo se construye una solución informática y cómo se relacionan sus distintos componentes. Me interesa especialmente esta área porque permite pasar de pensar solamente en una aplicación a comprender cómo funcionan sistemas completos.</w:t>
+              <w:t xml:space="preserve"> fue la que más me marcó. Construimos un pipeline híbrido, por lotes y en streaming, en Google Cloud para la red de transporte público RED, desde la ingesta con Pub/Sub hasta la visualización en Looker Studio. Lo que más me gustó fue ver cómo un dato crudo termina convertido en información útil para decidir, y tener que justificar cada pieza de la arquitectura.</w:t>
             </w:r>
           </w:p>
           <w:p>
@@ -473,18 +416,18 @@
                 <w:sz w:val="24"/>
                 <w:szCs w:val="24"/>
               </w:rPr>
-              <w:t>Por otra parte, las asignaturas de Gestión de Proyectos Informáticos y Evaluación de Proyectos me gustaron porque incorporan una perspectiva diferente a la puramente técnica. Me interesa comprender cómo una solución tecnológica puede responder a una necesidad real, considerando recursos, objetivos, riesgos, costos y beneficios.</w:t>
+              <w:t xml:space="preserve">En </w:t>
             </w:r>
-          </w:p>
-          <w:p>
-            <w:pPr>
-              <w:rPr>
+            <w:r>
+              <w:rPr>
+                <w:b/>
                 <w:rFonts w:eastAsiaTheme="majorEastAsia"/>
                 <w:color w:val="000000" w:themeColor="text1"/>
                 <w:sz w:val="24"/>
                 <w:szCs w:val="24"/>
               </w:rPr>
-            </w:pPr>
+              <w:t xml:space="preserve">Minería de Datos</w:t>
+            </w:r>
             <w:r>
               <w:rPr>
                 <w:rFonts w:eastAsiaTheme="majorEastAsia"/>
@@ -492,7 +435,7 @@
                 <w:sz w:val="24"/>
                 <w:szCs w:val="24"/>
               </w:rPr>
-              <w:t>También me interesó BPM, debido a que permite analizar y representar procesos de una organización para posteriormente identificar oportunidades de mejora y automatización. Considero que esta área se relaciona bastante con mis intereses profesionales, ya que me interesa la tecnología aplicada a la optimización de procesos.</w:t>
+              <w:t xml:space="preserve"> me gustó el rigor de la metodología CRISP-DM: entender el negocio, preparar los datos, comparar algoritmos y fundamentar con métricas, como el AUC-ROC, por qué un modelo (en nuestro caso un Random Forest) es mejor que otro.</w:t>
             </w:r>
           </w:p>
           <w:p>
@@ -511,20 +454,18 @@
                 <w:sz w:val="24"/>
                 <w:szCs w:val="24"/>
               </w:rPr>
-              <w:lastRenderedPageBreak/>
-              <w:t xml:space="preserve">Finalmente, Big Data y Machine </w:t>
+              <w:t xml:space="preserve">Las asignaturas de </w:t>
             </w:r>
-            <w:proofErr w:type="spellStart"/>
             <w:r>
               <w:rPr>
+                <w:b/>
                 <w:rFonts w:eastAsiaTheme="majorEastAsia"/>
                 <w:color w:val="000000" w:themeColor="text1"/>
                 <w:sz w:val="24"/>
                 <w:szCs w:val="24"/>
               </w:rPr>
-              <w:t>Learning</w:t>
+              <w:t xml:space="preserve">Gestión de Proyectos y de Riesgos</w:t>
             </w:r>
-            <w:proofErr w:type="spellEnd"/>
             <w:r>
               <w:rPr>
                 <w:rFonts w:eastAsiaTheme="majorEastAsia"/>
@@ -532,7 +473,7 @@
                 <w:sz w:val="24"/>
                 <w:szCs w:val="24"/>
               </w:rPr>
-              <w:t xml:space="preserve"> fueron asignaturas que despertaron mi interés por el trabajo con grandes cantidades de información y por las posibilidades que ofrecen los datos para obtener información útil y apoyar la toma de decisiones.</w:t>
+              <w:t xml:space="preserve"> me gustaron porque obligan a mirar la tecnología desde afuera: alcance, presupuesto, cronograma, valor ganado y matrices de riesgo con herramientas como PESTEL, FODA y RBS. Trabajar casos como un proyecto de fibra óptica en la Región de Aysén o el análisis de riesgos de Neuralink me mostró que un proyecto depende tanto de planificarlo bien como de construirlo bien.</w:t>
             </w:r>
           </w:p>
           <w:p>
@@ -551,7 +492,64 @@
                 <w:sz w:val="24"/>
                 <w:szCs w:val="24"/>
               </w:rPr>
-              <w:t>En general, considero que mis principales intereses se encuentran en la intersección entre tecnología, datos, desarrollo de software y optimización de procesos, más que en una sola área específica.</w:t>
+              <w:t xml:space="preserve">Las de </w:t>
+            </w:r>
+            <w:r>
+              <w:rPr>
+                <w:b/>
+                <w:rFonts w:eastAsiaTheme="majorEastAsia"/>
+                <w:color w:val="000000" w:themeColor="text1"/>
+                <w:sz w:val="24"/>
+                <w:szCs w:val="24"/>
+              </w:rPr>
+              <w:t xml:space="preserve">Inteligencia Artificial</w:t>
+            </w:r>
+            <w:r>
+              <w:rPr>
+                <w:rFonts w:eastAsiaTheme="majorEastAsia"/>
+                <w:color w:val="000000" w:themeColor="text1"/>
+                <w:sz w:val="24"/>
+                <w:szCs w:val="24"/>
+              </w:rPr>
+              <w:t xml:space="preserve"> y </w:t>
+            </w:r>
+            <w:r>
+              <w:rPr>
+                <w:b/>
+                <w:rFonts w:eastAsiaTheme="majorEastAsia"/>
+                <w:color w:val="000000" w:themeColor="text1"/>
+                <w:sz w:val="24"/>
+                <w:szCs w:val="24"/>
+              </w:rPr>
+              <w:t xml:space="preserve">Ciberseguridad Ofensiva</w:t>
+            </w:r>
+            <w:r>
+              <w:rPr>
+                <w:rFonts w:eastAsiaTheme="majorEastAsia"/>
+                <w:color w:val="000000" w:themeColor="text1"/>
+                <w:sz w:val="24"/>
+                <w:szCs w:val="24"/>
+              </w:rPr>
+              <w:t xml:space="preserve"> me atrajeron por lo práctico. En la primera trabajé en el diseño de una solución con modelos de lenguaje y recuperación de información (RAG), usando embeddings y un pipeline en Python. En la segunda trabajo en un laboratorio propio con Kali Linux, Nmap y OpenVAS para descubrir, analizar y documentar vulnerabilidades.</w:t>
+            </w:r>
+          </w:p>
+          <w:p>
+            <w:pPr>
+              <w:rPr>
+                <w:rFonts w:eastAsiaTheme="majorEastAsia"/>
+                <w:color w:val="000000" w:themeColor="text1"/>
+                <w:sz w:val="24"/>
+                <w:szCs w:val="24"/>
+              </w:rPr>
+            </w:pPr>
+            <w:r>
+              <w:rPr>
+                <w:rFonts w:eastAsiaTheme="majorEastAsia"/>
+                <w:color w:val="000000" w:themeColor="text1"/>
+                <w:sz w:val="24"/>
+                <w:szCs w:val="24"/>
+              </w:rPr>
+              <w:t xml:space="preserve">En resumen, mis intereses están donde se cruzan los datos, la inteligencia artificial y la gestión: me gusta construir la solución técnica, pero también entender cuánto cuesta, qué riesgos tiene y qué problema real resuelve.</w:t>
             </w:r>
           </w:p>
           <w:p>
@@ -662,7 +660,7 @@
                 <w:sz w:val="24"/>
                 <w:szCs w:val="24"/>
               </w:rPr>
-              <w:t>Sí, considero que las certificaciones obtenidas durante la carrera tienen valor porque permiten respaldar conocimientos y competencias específicas que he ido desarrollando durante mi formación.</w:t>
+              <w:t xml:space="preserve">Sí, las certificaciones intermedias de la carrera tienen valor porque dejan constancia formal y verificable de lo que sé hacer, y eso pesa al postular a una práctica o a un trabajo, donde un título por sí solo no siempre muestra qué herramientas se dominan.</w:t>
             </w:r>
           </w:p>
           <w:p>
@@ -681,7 +679,7 @@
                 <w:sz w:val="24"/>
                 <w:szCs w:val="24"/>
               </w:rPr>
-              <w:t>En mi caso, obtuve la certificación Cisco CSST y la certificación Azure AI-900. Considero que ambas fueron valiosas porque me permitieron complementar los contenidos de la carrera con conocimientos relacionados con áreas específicas de la industria tecnológica.</w:t>
+              <w:t xml:space="preserve">Además, funcionan como metas intermedias: obligan a ordenar los conocimientos, cerrar vacíos y practicar con herramientas reales, lo que da más seguridad que solo aprobar ramos.</w:t>
             </w:r>
           </w:p>
           <w:p>
@@ -700,7 +698,7 @@
                 <w:sz w:val="24"/>
                 <w:szCs w:val="24"/>
               </w:rPr>
-              <w:t>Además, las certificaciones representan una forma de demostrar que no solamente cuento con los conocimientos entregados por las asignaturas, sino que también he tenido la oportunidad de profundizar en áreas determinadas y familiarizarme con tecnologías y conceptos utilizados en el ámbito profesional.</w:t>
+              <w:t xml:space="preserve">En mi caso, las valoro sobre todo cuando se relacionan con lo que hoy uso en mis proyectos, como los datos en la nube, y me gustaría complementarlas con una certificación de datos o de nube que respalde mi trabajo en Big Data.</w:t>
             </w:r>
           </w:p>
           <w:p>
@@ -1065,7 +1063,7 @@
                 <w:sz w:val="24"/>
                 <w:szCs w:val="24"/>
               </w:rPr>
-              <w:t>Considero que mis principales fortalezas están relacionadas con la programación, desarrollo de software, bases de datos y análisis de problemas para plantear soluciones informáticas. A lo largo de la carrera he tenido distintas experiencias desarrollando aplicaciones y trabajando con información, lo que me ha permitido sentirme más cómodo en estas áreas.</w:t>
+              <w:t xml:space="preserve">Me siento más seguro trabajando con datos: diseñar pipelines, escribir consultas SQL, limpiar y transformar información y analizarla con Python. También en la gestión de proyectos informáticos, donde me acomoda planificar, estimar y controlar usando PMBOK, valor ganado y matrices de riesgo.</w:t>
             </w:r>
           </w:p>
           <w:p>
@@ -1088,7 +1086,7 @@
                 <w:sz w:val="24"/>
                 <w:szCs w:val="24"/>
               </w:rPr>
-              <w:t>También considero que tengo fortalezas en la integración y automatización de procesos, ya que me interesa buscar formas de utilizar la tecnología para reducir tareas manuales y mejorar la eficiencia de determinados procesos.</w:t>
+              <w:t xml:space="preserve">Otra fortaleza es estructurar un problema antes de resolverlo: separar requerimientos, riesgos y alcance. En SignIA esto se traduce en mi rol de QA, donde debo anticipar fallas y definir criterios claros para dar un entregable por válido.</w:t>
             </w:r>
           </w:p>
           <w:p>
@@ -1111,7 +1109,7 @@
                 <w:sz w:val="24"/>
                 <w:szCs w:val="24"/>
               </w:rPr>
-              <w:t>Por otra parte, considero que las áreas que necesito fortalecer son principalmente arquitectura de soluciones, pruebas de software, seguridad, gestión formal de proyectos y análisis de datos a mayor escala. Si bien tengo conocimientos de estas áreas, considero que todavía necesito adquirir mayor experiencia práctica para sentirme completamente seguro al aplicarlas en proyectos de mayor complejidad.</w:t>
+              <w:t xml:space="preserve">Las competencias que debo fortalecer son emprendimiento e identificación de oportunidades, arquitectura de soluciones con patrones más formales, pruebas de certificación (testing formal y documentación de evidencias) y el manejo de datos a escala empresarial, que hasta ahora he trabajado en contextos acotados.</w:t>
             </w:r>
           </w:p>
           <w:p>
@@ -1134,7 +1132,7 @@
                 <w:sz w:val="24"/>
                 <w:szCs w:val="24"/>
               </w:rPr>
-              <w:t>También considero que debo continuar fortaleciendo mi inglés en un contexto profesional, especialmente en comunicación oral, ya que comprender documentación técnica es diferente a desenvolverse completamente en un entorno laboral utilizando el idioma.</w:t>
+              <w:t xml:space="preserve">También quiero mejorar mi inglés oral y mi seguridad al exponer ante públicos no técnicos: leo documentación sin problemas, pero aún me falta fluidez al hablar.</w:t>
             </w:r>
           </w:p>
           <w:p>
@@ -1601,18 +1599,17 @@
                 <w:sz w:val="24"/>
                 <w:szCs w:val="24"/>
               </w:rPr>
-              <w:t xml:space="preserve">Mis principales intereses profesionales están relacionados con el </w:t>
+              <w:t xml:space="preserve">Mis principales intereses profesionales están en la </w:t>
             </w:r>
             <w:r>
               <w:rPr>
-                <w:rFonts w:eastAsiaTheme="majorEastAsia"/>
                 <w:b/>
-                <w:bCs/>
+                <w:rFonts w:eastAsiaTheme="majorEastAsia"/>
                 <w:color w:val="000000" w:themeColor="text1"/>
                 <w:sz w:val="24"/>
                 <w:szCs w:val="24"/>
               </w:rPr>
-              <w:t>desarrollo de soluciones informáticas, automatización de procesos, bases de datos, análisis de datos y gestión de proyectos tecnológicos</w:t>
+              <w:t xml:space="preserve">ingeniería y el análisis de datos</w:t>
             </w:r>
             <w:r>
               <w:rPr>
@@ -1621,7 +1618,45 @@
                 <w:sz w:val="24"/>
                 <w:szCs w:val="24"/>
               </w:rPr>
-              <w:t>.</w:t>
+              <w:t xml:space="preserve">, la </w:t>
+            </w:r>
+            <w:r>
+              <w:rPr>
+                <w:b/>
+                <w:rFonts w:eastAsiaTheme="majorEastAsia"/>
+                <w:color w:val="000000" w:themeColor="text1"/>
+                <w:sz w:val="24"/>
+                <w:szCs w:val="24"/>
+              </w:rPr>
+              <w:t xml:space="preserve">inteligencia artificial aplicada</w:t>
+            </w:r>
+            <w:r>
+              <w:rPr>
+                <w:rFonts w:eastAsiaTheme="majorEastAsia"/>
+                <w:color w:val="000000" w:themeColor="text1"/>
+                <w:sz w:val="24"/>
+                <w:szCs w:val="24"/>
+              </w:rPr>
+              <w:t xml:space="preserve"> y la </w:t>
+            </w:r>
+            <w:r>
+              <w:rPr>
+                <w:b/>
+                <w:rFonts w:eastAsiaTheme="majorEastAsia"/>
+                <w:color w:val="000000" w:themeColor="text1"/>
+                <w:sz w:val="24"/>
+                <w:szCs w:val="24"/>
+              </w:rPr>
+              <w:t xml:space="preserve">gestión de proyectos tecnológicos</w:t>
+            </w:r>
+            <w:r>
+              <w:rPr>
+                <w:rFonts w:eastAsiaTheme="majorEastAsia"/>
+                <w:color w:val="000000" w:themeColor="text1"/>
+                <w:sz w:val="24"/>
+                <w:szCs w:val="24"/>
+              </w:rPr>
+              <w:t xml:space="preserve">. Si tuviera que elegir un área de desempeño, sería la de soluciones de datos e inteligencia artificial para organizaciones.</w:t>
             </w:r>
           </w:p>
           <w:p>
@@ -1644,7 +1679,7 @@
                 <w:sz w:val="24"/>
                 <w:szCs w:val="24"/>
               </w:rPr>
-              <w:t>Me interesa especialmente el área en la que la tecnología se utiliza para resolver problemas concretos de una organización o de las personas. No me interesa solamente desarrollar una aplicación, sino también comprender el problema que existe, analizar el proceso, identificar oportunidades de mejora y posteriormente construir una solución que genere valor.</w:t>
+              <w:t xml:space="preserve">Me interesa que la tecnología tenga un uso concreto. En mi práctica profesional, por ejemplo, desarrollo una plataforma que reúne datos históricos y nuevos para apoyar decisiones, y es justo ese trabajo, entre el dato y la necesidad real, el que más me motiva.</w:t>
             </w:r>
           </w:p>
           <w:p>
@@ -1667,27 +1702,7 @@
                 <w:sz w:val="24"/>
                 <w:szCs w:val="24"/>
               </w:rPr>
-              <w:t xml:space="preserve">Por esta razón, también me interesa el área de </w:t>
-            </w:r>
-            <w:r>
-              <w:rPr>
-                <w:rFonts w:eastAsiaTheme="majorEastAsia"/>
-                <w:b/>
-                <w:bCs/>
-                <w:color w:val="000000" w:themeColor="text1"/>
-                <w:sz w:val="24"/>
-                <w:szCs w:val="24"/>
-              </w:rPr>
-              <w:t>automatización y optimización de procesos</w:t>
-            </w:r>
-            <w:r>
-              <w:rPr>
-                <w:rFonts w:eastAsiaTheme="majorEastAsia"/>
-                <w:color w:val="000000" w:themeColor="text1"/>
-                <w:sz w:val="24"/>
-                <w:szCs w:val="24"/>
-              </w:rPr>
-              <w:t>, ya que permite combinar conocimientos técnicos con una comprensión más amplia del funcionamiento de una organización.</w:t>
+              <w:t xml:space="preserve">La ciberseguridad se ha vuelto un interés complementario, porque cualquier solución de datos necesita proteger la información que maneja.</w:t>
             </w:r>
           </w:p>
           <w:p>
@@ -1836,7 +1851,7 @@
                 <w:sz w:val="24"/>
                 <w:szCs w:val="24"/>
               </w:rPr>
-              <w:t>Las competencias que más se relacionan con mis intereses son las relacionadas con ofrecer propuestas de solución informática, desarrollar software, construir modelos de datos, programar y manipular bases de datos, construir modelos arquitectónicos e implementar soluciones integrales para automatizar u optimizar procesos.</w:t>
+              <w:t xml:space="preserve">Las competencias que más se relacionan con mis intereses son transformación de grandes volúmenes de datos, construcción de modelos de datos, consultas y rutinas de BD, desarrollo de soluciones de software, implementación de soluciones integrales y gestión de proyectos informáticos.</w:t>
             </w:r>
           </w:p>
           <w:p>
@@ -1859,7 +1874,7 @@
                 <w:sz w:val="24"/>
                 <w:szCs w:val="24"/>
               </w:rPr>
-              <w:t xml:space="preserve">También considero relevantes las competencias relacionadas con la gestión de proyectos y la transformación de grandes volúmenes de datos, debido a mi interés por la gestión, Big Data y el análisis de información. Estas competencias forman parte de mi perfil de egreso. </w:t>
+              <w:t xml:space="preserve">A ellas se suman pruebas de certificación y resolución de vulnerabilidades y seguridad, que se conectan con mi rol de QA en SignIA y con mi interés en proteger las soluciones que construyo.</w:t>
             </w:r>
           </w:p>
           <w:p>
@@ -1882,7 +1897,7 @@
                 <w:sz w:val="24"/>
                 <w:szCs w:val="24"/>
               </w:rPr>
-              <w:t>De estas áreas, considero que necesito fortalecer especialmente arquitectura, seguridad, pruebas de software y gestión de proyectos, porque son competencias que considero importantes para poder participar en proyectos más completos y asumir mayores responsabilidades profesionales.</w:t>
+              <w:t xml:space="preserve">De este grupo siento que debo fortalecer sobre todo la transformación de datos a escala empresarial y las pruebas de certificación, porque hasta ahora he trabajado con volúmenes acotados y sin una metodología de testing completamente formalizada.</w:t>
             </w:r>
           </w:p>
           <w:p>
@@ -2045,7 +2060,7 @@
                 <w:sz w:val="24"/>
                 <w:szCs w:val="24"/>
               </w:rPr>
-              <w:t>En cinco años me gustaría estar trabajando en un área relacionada con desarrollo, automatización o soluciones informáticas, idealmente participando en proyectos de mayor complejidad y teniendo una visión más integral de los sistemas.</w:t>
+              <w:t xml:space="preserve">En cinco años me veo como ingeniero de datos o de soluciones de datos e inteligencia artificial, participando en proyectos donde diseñe y mantenga plataformas que alimenten las decisiones de una organización.</w:t>
             </w:r>
           </w:p>
           <w:p>
@@ -2068,7 +2083,7 @@
                 <w:sz w:val="24"/>
                 <w:szCs w:val="24"/>
               </w:rPr>
-              <w:t>Me gustaría poder participar tanto en la parte técnica como en el análisis y planificación de los proyectos, entendiendo los requerimientos del negocio y siendo capaz de proponer e implementar soluciones.</w:t>
+              <w:t xml:space="preserve">Me gustaría tener la responsabilidad de proponer la arquitectura y coordinar al equipo técnico, y no solo implementar tareas, de modo que la gestión de proyectos que estudié se combine con lo técnico.</w:t>
             </w:r>
           </w:p>
           <w:p>
@@ -2091,7 +2106,7 @@
                 <w:sz w:val="24"/>
                 <w:szCs w:val="24"/>
               </w:rPr>
-              <w:t>También me gustaría continuar especializándome en áreas como datos, automatización, arquitectura y tecnologías de inteligencia artificial, y alcanzar un nivel profesional que me permita asumir mayores responsabilidades dentro de los proyectos.</w:t>
+              <w:t xml:space="preserve">Para llegar ahí pienso complementar mi formación con certificaciones y estudios en datos en la nube e inteligencia artificial, y mantener la práctica en seguridad.</w:t>
             </w:r>
           </w:p>
           <w:p>
@@ -2463,8 +2478,26 @@
                 <w:sz w:val="24"/>
                 <w:szCs w:val="24"/>
               </w:rPr>
-              <w:lastRenderedPageBreak/>
-              <w:t>El proyecto que había desarrollado anteriormente, Save Up, se relaciona bastante con mis proyecciones profesionales actuales.</w:t>
+              <w:t xml:space="preserve">Entre los proyectos APT que había considerado, el que más se relaciona con mis proyecciones actuales es </w:t>
+            </w:r>
+            <w:r>
+              <w:rPr>
+                <w:b/>
+                <w:rFonts w:eastAsiaTheme="majorEastAsia"/>
+                <w:color w:val="000000" w:themeColor="text1"/>
+                <w:sz w:val="24"/>
+                <w:szCs w:val="24"/>
+              </w:rPr>
+              <w:t xml:space="preserve">SignIA</w:t>
+            </w:r>
+            <w:r>
+              <w:rPr>
+                <w:rFonts w:eastAsiaTheme="majorEastAsia"/>
+                <w:color w:val="000000" w:themeColor="text1"/>
+                <w:sz w:val="24"/>
+                <w:szCs w:val="24"/>
+              </w:rPr>
+              <w:t xml:space="preserve">, el traductor de Lengua de Señas Chilena (LSCh) a texto y voz que desarrollamos como grupo. Es un proyecto técnico que combina inteligencia artificial, datos y calidad de software, que son las áreas en las que quiero desarrollarme.</w:t>
             </w:r>
           </w:p>
           <w:p>
@@ -2487,7 +2520,7 @@
                 <w:sz w:val="24"/>
                 <w:szCs w:val="24"/>
               </w:rPr>
-              <w:t>Save Up consiste en una aplicación orientada a mejorar la eficiencia del gasto monetario, generando una lista de compras semanal considerando los gustos del usuario, sus requerimientos energéticos y el presupuesto disponible.</w:t>
+              <w:t xml:space="preserve">SignIA captura video desde una cámara web, reconoce las señas con un modelo de visión por computador y entrega el resultado como texto y audio. Esto me permite aplicar lo que he trabajado en IA y datos, y aportar con el aseguramiento de calidad (QA) de todo el sistema.</w:t>
             </w:r>
           </w:p>
           <w:p>
@@ -2510,7 +2543,7 @@
                 <w:sz w:val="24"/>
                 <w:szCs w:val="24"/>
               </w:rPr>
-              <w:t>Considero que este proyecto se relaciona con mis intereses porque combina varias de las áreas que me interesan, como desarrollo de software, bases de datos, procesamiento de información, análisis de requerimientos y generación de una solución tecnológica para resolver una necesidad concreta.</w:t>
+              <w:t xml:space="preserve">Para ser viable en las 18 semanas de la asignatura, el proyecto requirió ajustes de alcance: una aplicación web local, un vocabulario limitado a las señas del dataset y reconocimiento de una persona a la vez.</w:t>
             </w:r>
           </w:p>
           <w:p>
@@ -2533,30 +2566,7 @@
                 <w:sz w:val="24"/>
                 <w:szCs w:val="24"/>
               </w:rPr>
-              <w:t>Además, el proyecto puede incorporar elementos relacionados con datos e inteligencia artificial, especialmente considerando la posibilidad de utilizar información del usuario para generar recomendaciones y optimizar sus decisiones de compra.</w:t>
-            </w:r>
-          </w:p>
-          <w:p>
-            <w:pPr>
-              <w:tabs>
-                <w:tab w:val="left" w:pos="454"/>
-              </w:tabs>
-              <w:jc w:val="both"/>
-              <w:rPr>
-                <w:rFonts w:eastAsiaTheme="majorEastAsia"/>
-                <w:color w:val="000000" w:themeColor="text1"/>
-                <w:sz w:val="24"/>
-                <w:szCs w:val="24"/>
-              </w:rPr>
-            </w:pPr>
-            <w:r>
-              <w:rPr>
-                <w:rFonts w:eastAsiaTheme="majorEastAsia"/>
-                <w:color w:val="000000" w:themeColor="text1"/>
-                <w:sz w:val="24"/>
-                <w:szCs w:val="24"/>
-              </w:rPr>
-              <w:t>Sin embargo, considero que el proyecto requiere algunos ajustes para que pueda aprovecharse mejor como Proyecto APT. Principalmente, sería necesario definir con mayor precisión su alcance, arquitectura, modelo de datos, mecanismos de procesamiento de información y estrategia de pruebas, de manera que no se quede solamente como una idea de aplicación, sino que pueda demostrar de manera concreta las competencias desarrolladas durante la carrera.</w:t>
+              <w:t xml:space="preserve">Desde QA, otro ajuste que me corresponde es definir qué significa que el sistema funciona: métricas de precisión del modelo, tiempos de respuesta y casos de prueba por cada seña incluida.</w:t>
             </w:r>
           </w:p>
           <w:p>
@@ -2714,25 +2724,7 @@
                 <w:szCs w:val="24"/>
               </w:rPr>
             </w:pPr>
-            <w:r>
-              <w:rPr>
-                <w:rFonts w:eastAsiaTheme="majorEastAsia"/>
-                <w:color w:val="000000" w:themeColor="text1"/>
-                <w:sz w:val="24"/>
-                <w:szCs w:val="24"/>
-              </w:rPr>
-              <w:t xml:space="preserve">Considero que </w:t>
-            </w:r>
             <w:proofErr w:type="spellStart"/>
-            <w:r>
-              <w:rPr>
-                <w:rFonts w:eastAsiaTheme="majorEastAsia"/>
-                <w:color w:val="000000" w:themeColor="text1"/>
-                <w:sz w:val="24"/>
-                <w:szCs w:val="24"/>
-              </w:rPr>
-              <w:t>SignIA</w:t>
-            </w:r>
             <w:proofErr w:type="spellEnd"/>
             <w:r>
               <w:rPr>
@@ -2741,7 +2733,7 @@
                 <w:sz w:val="24"/>
                 <w:szCs w:val="24"/>
               </w:rPr>
-              <w:t xml:space="preserve"> debería abordar principalmente las áreas de Desarrollo Web, Base de Datos, Desarrollo de Software y Arquitectura, que son las áreas definidas para el proyecto.</w:t>
+              <w:t xml:space="preserve">Considero que SignIA aborda principalmente las áreas de desarrollo de software, inteligencia artificial, bases de datos y arquitectura, y desde mi rol, la de aseguramiento de calidad. Las competencias involucradas son desarrollo de soluciones de software, modelos de datos, propuestas de solución informática, pruebas de certificación y gestión de proyectos informáticos.</w:t>
             </w:r>
           </w:p>
           <w:p>
@@ -2798,7 +2790,7 @@
                 <w:sz w:val="24"/>
                 <w:szCs w:val="24"/>
               </w:rPr>
-              <w:t>Considero que el tipo de proyecto que más puede contribuir a mi desarrollo profesional es uno que me permita participar en todo el ciclo de desarrollo de una solución informática, desde la identificación del problema y definición de requerimientos hasta el diseño, desarrollo, integración, pruebas y entrega.</w:t>
+              <w:t xml:space="preserve">El tipo de proyecto que más puede ayudarme es uno que recorra el ciclo completo de una solución (requerimientos, diseño, construcción, pruebas y entrega) y que tenga personas reales como usuarios.</w:t>
             </w:r>
           </w:p>
           <w:p>
@@ -2821,15 +2813,8 @@
               </w:rPr>
             </w:pPr>
             <w:proofErr w:type="spellStart"/>
-            <w:r>
-              <w:rPr>
-                <w:rFonts w:eastAsiaTheme="majorEastAsia"/>
-                <w:color w:val="000000" w:themeColor="text1"/>
-                <w:sz w:val="24"/>
-                <w:szCs w:val="24"/>
-              </w:rPr>
-              <w:t>SignIA</w:t>
-            </w:r>
+            <w:proofErr w:type="spellEnd"/>
+            <w:proofErr w:type="spellStart"/>
             <w:proofErr w:type="spellEnd"/>
             <w:r>
               <w:rPr>
@@ -2838,27 +2823,7 @@
                 <w:sz w:val="24"/>
                 <w:szCs w:val="24"/>
               </w:rPr>
-              <w:t xml:space="preserve"> representa una buena oportunidad para esto, ya que contempla distintas etapas del desarrollo y requiere integrar componentes de software, inteligencia artificial, bases de datos y una interfaz de usuario. Además, mi participación como Scrum Master y </w:t>
-            </w:r>
-            <w:proofErr w:type="spellStart"/>
-            <w:r>
-              <w:rPr>
-                <w:rFonts w:eastAsiaTheme="majorEastAsia"/>
-                <w:color w:val="000000" w:themeColor="text1"/>
-                <w:sz w:val="24"/>
-                <w:szCs w:val="24"/>
-              </w:rPr>
-              <w:t>Developer</w:t>
-            </w:r>
-            <w:proofErr w:type="spellEnd"/>
-            <w:r>
-              <w:rPr>
-                <w:rFonts w:eastAsiaTheme="majorEastAsia"/>
-                <w:color w:val="000000" w:themeColor="text1"/>
-                <w:sz w:val="24"/>
-                <w:szCs w:val="24"/>
-              </w:rPr>
-              <w:t xml:space="preserve"> me permitirá fortalecer tanto mis habilidades técnicas como las relacionadas con la organización y gestión del proyecto.</w:t>
+              <w:t xml:space="preserve">SignIA cumple con eso: tiene un problema social concreto, un componente de IA que exige datos de calidad y un producto final que debemos validar. Mi responsabilidad en QA me permite fortalecer justo la competencia de pruebas, que identifiqué como una oportunidad de mejora, y a la vez conectar con la gestión del proyecto.</w:t>
             </w:r>
           </w:p>
           <w:p>
@@ -2915,34 +2880,7 @@
                 <w:sz w:val="24"/>
                 <w:szCs w:val="24"/>
               </w:rPr>
-              <w:t>El proyecto se sitúa en un contexto de inclusión y accesibilidad mediante el uso de tecnología, específicamente en Chile y considerando el lenguaje de señas utilizado en nuestro país. El contexto definido inicialmente corresponde a la Región Metropolitana</w:t>
-            </w:r>
-            <w:r>
-              <w:rPr>
-                <w:rFonts w:eastAsiaTheme="majorEastAsia"/>
-                <w:color w:val="000000" w:themeColor="text1"/>
-                <w:sz w:val="24"/>
-                <w:szCs w:val="24"/>
-              </w:rPr>
-              <w:t xml:space="preserve"> y</w:t>
-            </w:r>
-            <w:r>
-              <w:rPr>
-                <w:rFonts w:eastAsiaTheme="majorEastAsia"/>
-                <w:color w:val="000000" w:themeColor="text1"/>
-                <w:sz w:val="24"/>
-                <w:szCs w:val="24"/>
-              </w:rPr>
-              <w:t xml:space="preserve"> comuna de Santiago</w:t>
-            </w:r>
-            <w:r>
-              <w:rPr>
-                <w:rFonts w:eastAsiaTheme="majorEastAsia"/>
-                <w:color w:val="000000" w:themeColor="text1"/>
-                <w:sz w:val="24"/>
-                <w:szCs w:val="24"/>
-              </w:rPr>
-              <w:t>.</w:t>
+              <w:t xml:space="preserve">El proyecto se sitúa en el contexto de la inclusión y la accesibilidad de las personas sordas o con discapacidad auditiva en Chile, considerando la Lengua de Señas Chilena y partiendo por la Región Metropolitana.</w:t>
             </w:r>
           </w:p>
           <w:p>
@@ -2971,17 +2909,7 @@
                 <w:sz w:val="24"/>
                 <w:szCs w:val="24"/>
               </w:rPr>
-              <w:t xml:space="preserve">Considero que este contexto es adecuado porque permite desarrollar una solución tecnológica orientada a una problemática real y, al mismo tiempo, aplicar los conocimientos adquiridos durante la carrera. También permite considerar aspectos como las necesidades de los </w:t>
-            </w:r>
-            <w:r>
-              <w:rPr>
-                <w:rFonts w:eastAsiaTheme="majorEastAsia"/>
-                <w:color w:val="000000" w:themeColor="text1"/>
-                <w:sz w:val="24"/>
-                <w:szCs w:val="24"/>
-              </w:rPr>
-              <w:lastRenderedPageBreak/>
-              <w:t>usuarios, la accesibilidad y la experiencia de uso, además de los desafíos técnicos asociados al reconocimiento de lenguaje de señas.</w:t>
+              <w:t xml:space="preserve">Es un contexto adecuado porque responde a una barrera de comunicación real y exige cuidar la experiencia de uso, la fiabilidad del reconocimiento y la privacidad del video, aspectos que se relacionan con las pruebas y la seguridad que quiero fortalecer.</w:t>
             </w:r>
           </w:p>
           <w:p>
